--- a/docs/launch-kit/SignFlow-FAQ.docx
+++ b/docs/launch-kit/SignFlow-FAQ.docx
@@ -83,7 +83,17 @@
         <w:spacing w:after="100"/>
       </w:pPr>
       <w:r>
-        <w:t xml:space="preserve">IT creates it for you. You’ll receive a login email and a temporary password; change the password and register your signature on first sign-in.</w:t>
+        <w:t xml:space="preserve">IT creates it for you — or, if self-registration is enabled, click </w:t>
+      </w:r>
+      <w:r>
+        <w:rPr>
+          <w:b/>
+          <w:bCs/>
+        </w:rPr>
+        <w:t xml:space="preserve">Create an account</w:t>
+      </w:r>
+      <w:r>
+        <w:t xml:space="preserve"> on the login screen, enter your details, and IT approves the request. Either way, you set a password and register your signature on first sign-in.</w:t>
       </w:r>
     </w:p>
     <w:p>
